--- a/word_template.docx
+++ b/word_template.docx
@@ -774,7 +774,7 @@
     <w:link w:val="Titolo1Carattere"/>
     <w:uiPriority w:val="9"/>
     <w:qFormat/>
-    <w:rsid w:val="00BB6E0A"/>
+    <w:rsid w:val="00A86F30"/>
     <w:pPr>
       <w:keepNext/>
       <w:keepLines/>
@@ -784,8 +784,6 @@
     <w:rPr>
       <w:rFonts w:eastAsiaTheme="majorEastAsia" w:cstheme="majorBidi"/>
       <w:b/>
-      <w:color w:val="0F4761" w:themeColor="accent1" w:themeShade="BF"/>
-      <w:sz w:val="40"/>
       <w:szCs w:val="40"/>
     </w:rPr>
   </w:style>
@@ -798,7 +796,7 @@
     <w:semiHidden/>
     <w:unhideWhenUsed/>
     <w:qFormat/>
-    <w:rsid w:val="00BB6E0A"/>
+    <w:rsid w:val="00A86F30"/>
     <w:pPr>
       <w:keepNext/>
       <w:keepLines/>
@@ -807,8 +805,6 @@
     </w:pPr>
     <w:rPr>
       <w:rFonts w:eastAsiaTheme="majorEastAsia" w:cstheme="majorBidi"/>
-      <w:color w:val="0F4761" w:themeColor="accent1" w:themeShade="BF"/>
-      <w:sz w:val="32"/>
       <w:szCs w:val="32"/>
     </w:rPr>
   </w:style>
@@ -821,7 +817,7 @@
     <w:semiHidden/>
     <w:unhideWhenUsed/>
     <w:qFormat/>
-    <w:rsid w:val="00A10FD9"/>
+    <w:rsid w:val="00A86F30"/>
     <w:pPr>
       <w:keepNext/>
       <w:keepLines/>
@@ -830,8 +826,6 @@
     </w:pPr>
     <w:rPr>
       <w:rFonts w:eastAsiaTheme="majorEastAsia" w:cstheme="majorBidi"/>
-      <w:color w:val="0F4761" w:themeColor="accent1" w:themeShade="BF"/>
-      <w:sz w:val="28"/>
       <w:szCs w:val="28"/>
     </w:rPr>
   </w:style>
@@ -844,7 +838,7 @@
     <w:semiHidden/>
     <w:unhideWhenUsed/>
     <w:qFormat/>
-    <w:rsid w:val="00A10FD9"/>
+    <w:rsid w:val="00A86F30"/>
     <w:pPr>
       <w:keepNext/>
       <w:keepLines/>
@@ -855,7 +849,6 @@
       <w:rFonts w:eastAsiaTheme="majorEastAsia" w:cstheme="majorBidi"/>
       <w:i/>
       <w:iCs/>
-      <w:color w:val="0F4761" w:themeColor="accent1" w:themeShade="BF"/>
     </w:rPr>
   </w:style>
   <w:style w:type="paragraph" w:styleId="Titolo5">
@@ -867,7 +860,7 @@
     <w:semiHidden/>
     <w:unhideWhenUsed/>
     <w:qFormat/>
-    <w:rsid w:val="00A10FD9"/>
+    <w:rsid w:val="00A86F30"/>
     <w:pPr>
       <w:keepNext/>
       <w:keepLines/>
@@ -876,7 +869,6 @@
     </w:pPr>
     <w:rPr>
       <w:rFonts w:eastAsiaTheme="majorEastAsia" w:cstheme="majorBidi"/>
-      <w:color w:val="0F4761" w:themeColor="accent1" w:themeShade="BF"/>
     </w:rPr>
   </w:style>
   <w:style w:type="paragraph" w:styleId="Titolo6">
@@ -1023,16 +1015,13 @@
     <w:link w:val="TitoloCarattere"/>
     <w:uiPriority w:val="10"/>
     <w:qFormat/>
-    <w:rsid w:val="00BB6E0A"/>
-    <w:pPr>
-      <w:spacing w:after="80" w:line="240" w:lineRule="auto"/>
+    <w:rsid w:val="00681F22"/>
+    <w:pPr>
       <w:contextualSpacing/>
-      <w:jc w:val="center"/>
     </w:pPr>
     <w:rPr>
       <w:rFonts w:eastAsiaTheme="majorEastAsia" w:cstheme="majorBidi"/>
       <w:b/>
-      <w:sz w:val="56"/>
       <w:szCs w:val="56"/>
     </w:rPr>
   </w:style>
@@ -1041,11 +1030,11 @@
     <w:basedOn w:val="Carpredefinitoparagrafo"/>
     <w:link w:val="Titolo"/>
     <w:uiPriority w:val="10"/>
-    <w:rsid w:val="00BB6E0A"/>
+    <w:rsid w:val="00681F22"/>
     <w:rPr>
       <w:rFonts w:ascii="Times New Roman" w:eastAsiaTheme="majorEastAsia" w:hAnsi="Times New Roman" w:cstheme="majorBidi"/>
       <w:b/>
-      <w:sz w:val="56"/>
+      <w:sz w:val="22"/>
       <w:szCs w:val="56"/>
     </w:rPr>
   </w:style>
@@ -1056,7 +1045,7 @@
     <w:link w:val="SottotitoloCarattere"/>
     <w:uiPriority w:val="11"/>
     <w:qFormat/>
-    <w:rsid w:val="00A10FD9"/>
+    <w:rsid w:val="00F51A4A"/>
     <w:pPr>
       <w:numPr>
         <w:ilvl w:val="1"/>
@@ -1064,7 +1053,6 @@
     </w:pPr>
     <w:rPr>
       <w:spacing w:val="15"/>
-      <w:sz w:val="28"/>
       <w:szCs w:val="28"/>
     </w:rPr>
   </w:style>
@@ -1073,12 +1061,12 @@
     <w:basedOn w:val="Carpredefinitoparagrafo"/>
     <w:link w:val="Sottotitolo"/>
     <w:uiPriority w:val="11"/>
-    <w:rsid w:val="00A10FD9"/>
-    <w:rPr>
-      <w:rFonts w:eastAsiaTheme="majorEastAsia" w:cstheme="majorBidi"/>
-      <w:color w:val="595959" w:themeColor="text1" w:themeTint="A6"/>
+    <w:rsid w:val="00F51A4A"/>
+    <w:rPr>
+      <w:rFonts w:ascii="Times New Roman" w:eastAsiaTheme="majorEastAsia" w:hAnsi="Times New Roman" w:cstheme="majorBidi"/>
+      <w:b/>
       <w:spacing w:val="15"/>
-      <w:sz w:val="28"/>
+      <w:sz w:val="22"/>
       <w:szCs w:val="28"/>
     </w:rPr>
   </w:style>
@@ -1087,12 +1075,12 @@
     <w:basedOn w:val="Titolo"/>
     <w:next w:val="Corpotesto"/>
     <w:qFormat/>
+    <w:rsid w:val="00F51A4A"/>
     <w:pPr>
       <w:keepNext/>
       <w:keepLines/>
     </w:pPr>
     <w:rPr>
-      <w:sz w:val="24"/>
       <w:szCs w:val="24"/>
     </w:rPr>
   </w:style>
@@ -1101,12 +1089,12 @@
     <w:basedOn w:val="Titolo"/>
     <w:next w:val="Corpotesto"/>
     <w:qFormat/>
+    <w:rsid w:val="00F51A4A"/>
     <w:pPr>
       <w:keepNext/>
       <w:keepLines/>
     </w:pPr>
     <w:rPr>
-      <w:sz w:val="24"/>
       <w:szCs w:val="24"/>
     </w:rPr>
   </w:style>
@@ -1152,12 +1140,11 @@
     <w:basedOn w:val="Carpredefinitoparagrafo"/>
     <w:link w:val="Titolo1"/>
     <w:uiPriority w:val="9"/>
-    <w:rsid w:val="00BB6E0A"/>
+    <w:rsid w:val="00A86F30"/>
     <w:rPr>
       <w:rFonts w:ascii="Times New Roman" w:eastAsiaTheme="majorEastAsia" w:hAnsi="Times New Roman" w:cstheme="majorBidi"/>
       <w:b/>
-      <w:color w:val="0F4761" w:themeColor="accent1" w:themeShade="BF"/>
-      <w:sz w:val="40"/>
+      <w:sz w:val="22"/>
       <w:szCs w:val="40"/>
     </w:rPr>
   </w:style>
@@ -1167,11 +1154,10 @@
     <w:link w:val="Titolo2"/>
     <w:uiPriority w:val="9"/>
     <w:semiHidden/>
-    <w:rsid w:val="00BB6E0A"/>
+    <w:rsid w:val="00A86F30"/>
     <w:rPr>
       <w:rFonts w:ascii="Times New Roman" w:eastAsiaTheme="majorEastAsia" w:hAnsi="Times New Roman" w:cstheme="majorBidi"/>
-      <w:color w:val="0F4761" w:themeColor="accent1" w:themeShade="BF"/>
-      <w:sz w:val="32"/>
+      <w:sz w:val="22"/>
       <w:szCs w:val="32"/>
     </w:rPr>
   </w:style>
@@ -1181,11 +1167,10 @@
     <w:link w:val="Titolo3"/>
     <w:uiPriority w:val="9"/>
     <w:semiHidden/>
-    <w:rsid w:val="00A10FD9"/>
-    <w:rPr>
-      <w:rFonts w:eastAsiaTheme="majorEastAsia" w:cstheme="majorBidi"/>
-      <w:color w:val="0F4761" w:themeColor="accent1" w:themeShade="BF"/>
-      <w:sz w:val="28"/>
+    <w:rsid w:val="00A86F30"/>
+    <w:rPr>
+      <w:rFonts w:ascii="Times New Roman" w:eastAsiaTheme="majorEastAsia" w:hAnsi="Times New Roman" w:cstheme="majorBidi"/>
+      <w:sz w:val="22"/>
       <w:szCs w:val="28"/>
     </w:rPr>
   </w:style>
@@ -1195,12 +1180,12 @@
     <w:link w:val="Titolo4"/>
     <w:uiPriority w:val="9"/>
     <w:semiHidden/>
-    <w:rsid w:val="00A10FD9"/>
-    <w:rPr>
-      <w:rFonts w:eastAsiaTheme="majorEastAsia" w:cstheme="majorBidi"/>
+    <w:rsid w:val="00A86F30"/>
+    <w:rPr>
+      <w:rFonts w:ascii="Times New Roman" w:eastAsiaTheme="majorEastAsia" w:hAnsi="Times New Roman" w:cstheme="majorBidi"/>
       <w:i/>
       <w:iCs/>
-      <w:color w:val="0F4761" w:themeColor="accent1" w:themeShade="BF"/>
+      <w:sz w:val="22"/>
     </w:rPr>
   </w:style>
   <w:style w:type="character" w:customStyle="1" w:styleId="Titolo5Carattere">
@@ -1209,10 +1194,10 @@
     <w:link w:val="Titolo5"/>
     <w:uiPriority w:val="9"/>
     <w:semiHidden/>
-    <w:rsid w:val="00A10FD9"/>
-    <w:rPr>
-      <w:rFonts w:eastAsiaTheme="majorEastAsia" w:cstheme="majorBidi"/>
-      <w:color w:val="0F4761" w:themeColor="accent1" w:themeShade="BF"/>
+    <w:rsid w:val="00A86F30"/>
+    <w:rPr>
+      <w:rFonts w:ascii="Times New Roman" w:eastAsiaTheme="majorEastAsia" w:hAnsi="Times New Roman" w:cstheme="majorBidi"/>
+      <w:sz w:val="22"/>
     </w:rPr>
   </w:style>
   <w:style w:type="character" w:customStyle="1" w:styleId="Titolo6Carattere">

--- a/word_template.docx
+++ b/word_template.docx
@@ -796,7 +796,7 @@
     <w:semiHidden/>
     <w:unhideWhenUsed/>
     <w:qFormat/>
-    <w:rsid w:val="00A86F30"/>
+    <w:rsid w:val="00E915C1"/>
     <w:pPr>
       <w:keepNext/>
       <w:keepLines/>
@@ -805,6 +805,7 @@
     </w:pPr>
     <w:rPr>
       <w:rFonts w:eastAsiaTheme="majorEastAsia" w:cstheme="majorBidi"/>
+      <w:b/>
       <w:szCs w:val="32"/>
     </w:rPr>
   </w:style>
@@ -817,7 +818,7 @@
     <w:semiHidden/>
     <w:unhideWhenUsed/>
     <w:qFormat/>
-    <w:rsid w:val="00A86F30"/>
+    <w:rsid w:val="00E915C1"/>
     <w:pPr>
       <w:keepNext/>
       <w:keepLines/>
@@ -826,6 +827,7 @@
     </w:pPr>
     <w:rPr>
       <w:rFonts w:eastAsiaTheme="majorEastAsia" w:cstheme="majorBidi"/>
+      <w:b/>
       <w:szCs w:val="28"/>
     </w:rPr>
   </w:style>
@@ -1154,9 +1156,10 @@
     <w:link w:val="Titolo2"/>
     <w:uiPriority w:val="9"/>
     <w:semiHidden/>
-    <w:rsid w:val="00A86F30"/>
+    <w:rsid w:val="00E915C1"/>
     <w:rPr>
       <w:rFonts w:ascii="Times New Roman" w:eastAsiaTheme="majorEastAsia" w:hAnsi="Times New Roman" w:cstheme="majorBidi"/>
+      <w:b/>
       <w:sz w:val="22"/>
       <w:szCs w:val="32"/>
     </w:rPr>
@@ -1167,9 +1170,10 @@
     <w:link w:val="Titolo3"/>
     <w:uiPriority w:val="9"/>
     <w:semiHidden/>
-    <w:rsid w:val="00A86F30"/>
+    <w:rsid w:val="00E915C1"/>
     <w:rPr>
       <w:rFonts w:ascii="Times New Roman" w:eastAsiaTheme="majorEastAsia" w:hAnsi="Times New Roman" w:cstheme="majorBidi"/>
+      <w:b/>
       <w:sz w:val="22"/>
       <w:szCs w:val="28"/>
     </w:rPr>
